--- a/시행문/사규관리시스템_신규오픈_사규종합정비_시행문_초안.docx
+++ b/시행문/사규관리시스템_신규오픈_사규종합정비_시행문_초안.docx
@@ -423,7 +423,39 @@
           <w:color w:val="333333"/>
           <w:sz w:val="22"/>
         </w:rPr>
-        <w:t>가. 사규 열람 : 전 임직원은 사규 열람 시 본 시스템을 활용</w:t>
+        <w:t>가. 사규 열람 일원화</w:t>
+      </w:r>
+    </w:p>
+    <w:p>
+      <w:pPr>
+        <w:spacing w:before="0" w:after="40" w:line="300" w:lineRule="auto"/>
+        <w:ind w:left="510"/>
+        <w:jc w:val="left"/>
+      </w:pPr>
+      <w:r>
+        <w:rPr>
+          <w:rFonts w:ascii="맑은 고딕" w:hAnsi="맑은 고딕" w:eastAsia="맑은 고딕"/>
+          <w:b w:val="0"/>
+          <w:color w:val="333333"/>
+          <w:sz w:val="22"/>
+        </w:rPr>
+        <w:t>- 모든 사규는 「사규관리시스템」을 통해 열람하며, 시스템 등재본을 정본(正本)으로 운영</w:t>
+      </w:r>
+    </w:p>
+    <w:p>
+      <w:pPr>
+        <w:spacing w:before="0" w:after="40" w:line="300" w:lineRule="auto"/>
+        <w:ind w:left="510"/>
+        <w:jc w:val="left"/>
+      </w:pPr>
+      <w:r>
+        <w:rPr>
+          <w:rFonts w:ascii="맑은 고딕" w:hAnsi="맑은 고딕" w:eastAsia="맑은 고딕"/>
+          <w:b w:val="0"/>
+          <w:color w:val="333333"/>
+          <w:sz w:val="22"/>
+        </w:rPr>
+        <w:t>- 임직원은 업무 수행 시 최신 시행본을 확인(개인 사본·구(舊)버전 사용 지양)</w:t>
       </w:r>
     </w:p>
     <w:p>
@@ -439,7 +471,39 @@
           <w:color w:val="333333"/>
           <w:sz w:val="22"/>
         </w:rPr>
-        <w:t>나. 사규 제·개정 : 사규 제·개정·폐지는 사규관리시스템을 통해 등록·관리(담당 : 경영전략부)</w:t>
+        <w:t>나. 제·개정·폐지 절차 표준화</w:t>
+      </w:r>
+    </w:p>
+    <w:p>
+      <w:pPr>
+        <w:spacing w:before="0" w:after="40" w:line="300" w:lineRule="auto"/>
+        <w:ind w:left="510"/>
+        <w:jc w:val="left"/>
+      </w:pPr>
+      <w:r>
+        <w:rPr>
+          <w:rFonts w:ascii="맑은 고딕" w:hAnsi="맑은 고딕" w:eastAsia="맑은 고딕"/>
+          <w:b w:val="0"/>
+          <w:color w:val="333333"/>
+          <w:sz w:val="22"/>
+        </w:rPr>
+        <w:t>- 소관부서 등록 → 신구대비표 생성 → 전자결재(그룹웨어) 연계 결재(1·2차 승인) → 공포·시행</w:t>
+      </w:r>
+    </w:p>
+    <w:p>
+      <w:pPr>
+        <w:spacing w:before="0" w:after="40" w:line="300" w:lineRule="auto"/>
+        <w:ind w:left="510"/>
+        <w:jc w:val="left"/>
+      </w:pPr>
+      <w:r>
+        <w:rPr>
+          <w:rFonts w:ascii="맑은 고딕" w:hAnsi="맑은 고딕" w:eastAsia="맑은 고딕"/>
+          <w:b w:val="0"/>
+          <w:color w:val="333333"/>
+          <w:sz w:val="22"/>
+        </w:rPr>
+        <w:t>- 시행일자 기준 효력 관리 및 사규 캘린더를 통한 시행 일정 관리</w:t>
       </w:r>
     </w:p>
     <w:p>
@@ -455,7 +519,87 @@
           <w:color w:val="333333"/>
           <w:sz w:val="22"/>
         </w:rPr>
-        <w:t>다. 문 의 : 경영전략부 박현민 과장 / 서동인 계장</w:t>
+        <w:t>다. 현행화 및 정기 점검</w:t>
+      </w:r>
+    </w:p>
+    <w:p>
+      <w:pPr>
+        <w:spacing w:before="0" w:after="40" w:line="300" w:lineRule="auto"/>
+        <w:ind w:left="510"/>
+        <w:jc w:val="left"/>
+      </w:pPr>
+      <w:r>
+        <w:rPr>
+          <w:rFonts w:ascii="맑은 고딕" w:hAnsi="맑은 고딕" w:eastAsia="맑은 고딕"/>
+          <w:b w:val="0"/>
+          <w:color w:val="333333"/>
+          <w:sz w:val="22"/>
+        </w:rPr>
+        <w:t>- 별표·서식·부록 등 부속 문서 상시 현행화</w:t>
+      </w:r>
+    </w:p>
+    <w:p>
+      <w:pPr>
+        <w:spacing w:before="0" w:after="40" w:line="300" w:lineRule="auto"/>
+        <w:ind w:left="510"/>
+        <w:jc w:val="left"/>
+      </w:pPr>
+      <w:r>
+        <w:rPr>
+          <w:rFonts w:ascii="맑은 고딕" w:hAnsi="맑은 고딕" w:eastAsia="맑은 고딕"/>
+          <w:b w:val="0"/>
+          <w:color w:val="333333"/>
+          <w:sz w:val="22"/>
+        </w:rPr>
+        <w:t>- 관련 법령 검색(외부 연계)을 통한 법령 정합성 확인 및 [반기/연 1회] 정기 정비 실시</w:t>
+      </w:r>
+    </w:p>
+    <w:p>
+      <w:pPr>
+        <w:spacing w:before="0" w:after="60" w:line="300" w:lineRule="auto"/>
+        <w:ind w:left="227"/>
+        <w:jc w:val="left"/>
+      </w:pPr>
+      <w:r>
+        <w:rPr>
+          <w:rFonts w:ascii="맑은 고딕" w:hAnsi="맑은 고딕" w:eastAsia="맑은 고딕"/>
+          <w:b w:val="0"/>
+          <w:color w:val="333333"/>
+          <w:sz w:val="22"/>
+        </w:rPr>
+        <w:t>라. 관리 책임 및 문의</w:t>
+      </w:r>
+    </w:p>
+    <w:p>
+      <w:pPr>
+        <w:spacing w:before="0" w:after="40" w:line="300" w:lineRule="auto"/>
+        <w:ind w:left="510"/>
+        <w:jc w:val="left"/>
+      </w:pPr>
+      <w:r>
+        <w:rPr>
+          <w:rFonts w:ascii="맑은 고딕" w:hAnsi="맑은 고딕" w:eastAsia="맑은 고딕"/>
+          <w:b w:val="0"/>
+          <w:color w:val="333333"/>
+          <w:sz w:val="22"/>
+        </w:rPr>
+        <w:t>- 사규 총괄 : 경영전략부 / 개별 사규 : 소관부서(붙임 「담당자 매뉴얼」에 따라 관리)</w:t>
+      </w:r>
+    </w:p>
+    <w:p>
+      <w:pPr>
+        <w:spacing w:before="0" w:after="40" w:line="300" w:lineRule="auto"/>
+        <w:ind w:left="510"/>
+        <w:jc w:val="left"/>
+      </w:pPr>
+      <w:r>
+        <w:rPr>
+          <w:rFonts w:ascii="맑은 고딕" w:hAnsi="맑은 고딕" w:eastAsia="맑은 고딕"/>
+          <w:b w:val="0"/>
+          <w:color w:val="333333"/>
+          <w:sz w:val="22"/>
+        </w:rPr>
+        <w:t>- 문의 : 경영전략부 박현민 과장 / 서동인 계장</w:t>
       </w:r>
     </w:p>
     <w:p>

--- a/시행문/사규관리시스템_신규오픈_사규종합정비_시행문_초안.docx
+++ b/시행문/사규관리시스템_신규오픈_사규종합정비_시행문_초안.docx
@@ -281,7 +281,7 @@
           <w:color w:val="333333"/>
           <w:sz w:val="22"/>
         </w:rPr>
-        <w:t>- 본문 조회 : 조문 목차, 개정이력, 신구대비, 전문(全文) 다운로드 등</w:t>
+        <w:t>- 본문 조회 : 조문 목차 탐색 및 본문 검색, 개정이력·신구대비 조회, 글자크기 조절·2단 보기, 전문(全文) 다운로드</w:t>
       </w:r>
     </w:p>
     <w:p>

--- a/시행문/사규관리시스템_신규오픈_사규종합정비_시행문_초안.docx
+++ b/시행문/사규관리시스템_신규오픈_사규종합정비_시행문_초안.docx
@@ -297,7 +297,7 @@
           <w:color w:val="333333"/>
           <w:sz w:val="22"/>
         </w:rPr>
-        <w:t>- 사규 캘린더 : 시행일자 기준 제·개정·폐지 일정 확인</w:t>
+        <w:t>- 사규 캘린더 : 제·개정·폐지 시행 일정을 월별 달력으로 조회, 날짜 선택 시 해당일 시행 사규 확인 및 본문 바로가기</w:t>
       </w:r>
     </w:p>
     <w:p>
